--- a/SEM 6/DMBI/Documentation/BIEXP4.docx
+++ b/SEM 6/DMBI/Documentation/BIEXP4.docx
@@ -2,14 +2,1105 @@
 <file path=word/document.xml><?xml version="1.0" encoding="utf-8"?>
 <w:document xmlns:wpc="http://schemas.microsoft.com/office/word/2010/wordprocessingCanvas" xmlns:cx="http://schemas.microsoft.com/office/drawing/2014/chartex" xmlns:cx1="http://schemas.microsoft.com/office/drawing/2015/9/8/chartex" xmlns:cx2="http://schemas.microsoft.com/office/drawing/2015/10/21/chartex" xmlns:cx3="http://schemas.microsoft.com/office/drawing/2016/5/9/chartex" xmlns:cx4="http://schemas.microsoft.com/office/drawing/2016/5/10/chartex" xmlns:cx5="http://schemas.microsoft.com/office/drawing/2016/5/11/chartex" xmlns:cx6="http://schemas.microsoft.com/office/drawing/2016/5/12/chartex" xmlns:cx7="http://schemas.microsoft.com/office/drawing/2016/5/13/chartex" xmlns:cx8="http://schemas.microsoft.com/office/drawing/2016/5/14/chartex" xmlns:mc="http://schemas.openxmlformats.org/markup-compatibility/2006" xmlns:aink="http://schemas.microsoft.com/office/drawing/2016/ink" xmlns:am3d="http://schemas.microsoft.com/office/drawing/2017/model3d" xmlns:o="urn:schemas-microsoft-com:office:office" xmlns:r="http://schemas.openxmlformats.org/officeDocument/2006/relationships" xmlns:m="http://schemas.openxmlformats.org/officeDocument/2006/math" xmlns:v="urn:schemas-microsoft-com:vml" xmlns:wp14="http://schemas.microsoft.com/office/word/2010/wordprocessingDrawing" xmlns:wp="http://schemas.openxmlformats.org/drawingml/2006/wordprocessingDrawing" xmlns:w10="urn:schemas-microsoft-com:office:word" xmlns:w="http://schemas.openxmlformats.org/wordprocessingml/2006/main" xmlns:w14="http://schemas.microsoft.com/office/word/2010/wordml" xmlns:w15="http://schemas.microsoft.com/office/word/2012/wordml" xmlns:w16cex="http://schemas.microsoft.com/office/word/2018/wordml/cex" xmlns:w16cid="http://schemas.microsoft.com/office/word/2016/wordml/cid" xmlns:w16="http://schemas.microsoft.com/office/word/2018/wordml" xmlns:w16sdtdh="http://schemas.microsoft.com/office/word/2020/wordml/sdtdatahash" xmlns:w16se="http://schemas.microsoft.com/office/word/2015/wordml/symex" xmlns:wpg="http://schemas.microsoft.com/office/word/2010/wordprocessingGroup" xmlns:wpi="http://schemas.microsoft.com/office/word/2010/wordprocessingInk" xmlns:wne="http://schemas.microsoft.com/office/word/2006/wordml" xmlns:wps="http://schemas.microsoft.com/office/word/2010/wordprocessingShape" mc:Ignorable="w14 w15 w16se w16cid w16 w16cex w16sdtdh wp14">
   <w:body>
+    <w:p>
+      <w:pPr>
+        <w:pStyle w:val="Heading"/>
+      </w:pPr>
+      <w:r>
+        <w:t>Aim: To Perform BI using Tableau</w:t>
+      </w:r>
+    </w:p>
+    <w:p>
+      <w:pPr>
+        <w:pStyle w:val="Sep"/>
+      </w:pPr>
+    </w:p>
+    <w:p>
+      <w:pPr>
+        <w:rPr>
+          <w:b/>
+          <w:bCs/>
+        </w:rPr>
+      </w:pPr>
+      <w:r>
+        <w:rPr>
+          <w:b/>
+          <w:bCs/>
+        </w:rPr>
+        <w:t>Theory:</w:t>
+      </w:r>
+    </w:p>
+    <w:p>
+      <w:pPr>
+        <w:pStyle w:val="Sep"/>
+      </w:pPr>
+    </w:p>
+    <w:p>
+      <w:pPr>
+        <w:pStyle w:val="Heading"/>
+      </w:pPr>
+      <w:r>
+        <w:t>Q1. Explain Tableau</w:t>
+      </w:r>
+      <w:r>
+        <w:t>.</w:t>
+      </w:r>
+    </w:p>
+    <w:p>
+      <w:pPr>
+        <w:pStyle w:val="Sep"/>
+        <w:rPr>
+          <w:sz w:val="22"/>
+          <w:szCs w:val="22"/>
+        </w:rPr>
+      </w:pPr>
+      <w:r>
+        <w:rPr>
+          <w:sz w:val="22"/>
+          <w:szCs w:val="22"/>
+        </w:rPr>
+        <w:t xml:space="preserve">Tableau is a smart tool that turns boring numbers and data into clear, visual stories. </w:t>
+      </w:r>
+    </w:p>
+    <w:p>
+      <w:pPr>
+        <w:pStyle w:val="Sep"/>
+        <w:rPr>
+          <w:sz w:val="22"/>
+          <w:szCs w:val="22"/>
+        </w:rPr>
+      </w:pPr>
+      <w:r>
+        <w:rPr>
+          <w:sz w:val="22"/>
+          <w:szCs w:val="22"/>
+        </w:rPr>
+        <w:t xml:space="preserve">It connects to almost any data source you have—like Excel files, databases, or online apps—and lets you build interactive charts, maps, and dashboards just by dragging and dropping. You don’t need to be a programmer. </w:t>
+      </w:r>
+    </w:p>
+    <w:p>
+      <w:pPr>
+        <w:pStyle w:val="Sep"/>
+        <w:rPr>
+          <w:sz w:val="22"/>
+          <w:szCs w:val="22"/>
+        </w:rPr>
+      </w:pPr>
+      <w:r>
+        <w:rPr>
+          <w:sz w:val="22"/>
+          <w:szCs w:val="22"/>
+        </w:rPr>
+        <w:t>The whole point is to help people and companies quickly see what’s happening in their data, spot trends, and make smarter decisions without getting lost in complex spreadsheets.</w:t>
+      </w:r>
+    </w:p>
+    <w:p>
+      <w:pPr>
+        <w:pStyle w:val="Sep"/>
+        <w:rPr>
+          <w:sz w:val="22"/>
+          <w:szCs w:val="22"/>
+        </w:rPr>
+      </w:pPr>
+      <w:r>
+        <w:rPr>
+          <w:sz w:val="22"/>
+          <w:szCs w:val="22"/>
+        </w:rPr>
+        <w:t>Because it's both easy to use and powerful, Tableau helps teams ask better questions, find answers faster, and share discoveries with anyone, in a way that everyone can understand.</w:t>
+      </w:r>
+    </w:p>
+    <w:p>
+      <w:pPr>
+        <w:pStyle w:val="Sep"/>
+      </w:pPr>
+    </w:p>
+    <w:p>
+      <w:pPr>
+        <w:pStyle w:val="Heading"/>
+      </w:pPr>
+      <w:r>
+        <w:t xml:space="preserve">Q2. </w:t>
+      </w:r>
+      <w:r>
+        <w:t xml:space="preserve">List </w:t>
+      </w:r>
+      <w:r>
+        <w:t>Feature</w:t>
+      </w:r>
+      <w:r>
+        <w:t>s</w:t>
+      </w:r>
+      <w:r>
+        <w:t xml:space="preserve"> of Tableau</w:t>
+      </w:r>
+      <w:r>
+        <w:t>.</w:t>
+      </w:r>
+    </w:p>
+    <w:p>
+      <w:pPr>
+        <w:pStyle w:val="Sep"/>
+        <w:numPr>
+          <w:ilvl w:val="0"/>
+          <w:numId w:val="5"/>
+        </w:numPr>
+        <w:spacing w:after="40"/>
+        <w:ind w:left="1077" w:hanging="357"/>
+        <w:rPr>
+          <w:sz w:val="22"/>
+          <w:szCs w:val="22"/>
+        </w:rPr>
+      </w:pPr>
+      <w:r>
+        <w:rPr>
+          <w:sz w:val="22"/>
+          <w:szCs w:val="22"/>
+        </w:rPr>
+        <w:t>Data Blending: Combine data from multiple sources into a single view.</w:t>
+      </w:r>
+    </w:p>
+    <w:p>
+      <w:pPr>
+        <w:pStyle w:val="Sep"/>
+        <w:numPr>
+          <w:ilvl w:val="0"/>
+          <w:numId w:val="5"/>
+        </w:numPr>
+        <w:spacing w:after="40"/>
+        <w:ind w:left="1077" w:hanging="357"/>
+        <w:rPr>
+          <w:sz w:val="22"/>
+          <w:szCs w:val="22"/>
+        </w:rPr>
+      </w:pPr>
+      <w:r>
+        <w:rPr>
+          <w:sz w:val="22"/>
+          <w:szCs w:val="22"/>
+        </w:rPr>
+        <w:t>Real-Time Analysis: Connect to live data for up-to-the-second insights.</w:t>
+      </w:r>
+    </w:p>
+    <w:p>
+      <w:pPr>
+        <w:pStyle w:val="Sep"/>
+        <w:numPr>
+          <w:ilvl w:val="0"/>
+          <w:numId w:val="5"/>
+        </w:numPr>
+        <w:spacing w:after="40"/>
+        <w:ind w:left="1077" w:hanging="357"/>
+        <w:rPr>
+          <w:sz w:val="22"/>
+          <w:szCs w:val="22"/>
+        </w:rPr>
+      </w:pPr>
+      <w:r>
+        <w:rPr>
+          <w:sz w:val="22"/>
+          <w:szCs w:val="22"/>
+        </w:rPr>
+        <w:t>Collaboration: Share dashboards and work together via Tableau Server/Cloud.</w:t>
+      </w:r>
+    </w:p>
+    <w:p>
+      <w:pPr>
+        <w:pStyle w:val="Sep"/>
+        <w:numPr>
+          <w:ilvl w:val="0"/>
+          <w:numId w:val="5"/>
+        </w:numPr>
+        <w:spacing w:after="40"/>
+        <w:ind w:left="1077" w:hanging="357"/>
+        <w:rPr>
+          <w:sz w:val="22"/>
+          <w:szCs w:val="22"/>
+        </w:rPr>
+      </w:pPr>
+      <w:r>
+        <w:rPr>
+          <w:sz w:val="22"/>
+          <w:szCs w:val="22"/>
+        </w:rPr>
+        <w:t>Drag-and-Drop Interface: Build visualizations without coding.</w:t>
+      </w:r>
+    </w:p>
+    <w:p>
+      <w:pPr>
+        <w:pStyle w:val="Sep"/>
+        <w:numPr>
+          <w:ilvl w:val="0"/>
+          <w:numId w:val="5"/>
+        </w:numPr>
+        <w:spacing w:after="40"/>
+        <w:ind w:left="1077" w:hanging="357"/>
+        <w:rPr>
+          <w:sz w:val="22"/>
+          <w:szCs w:val="22"/>
+        </w:rPr>
+      </w:pPr>
+      <w:r>
+        <w:rPr>
+          <w:sz w:val="22"/>
+          <w:szCs w:val="22"/>
+        </w:rPr>
+        <w:t>Interactive Dashboards: Create clickable, filterable reports.</w:t>
+      </w:r>
+    </w:p>
+    <w:p>
+      <w:pPr>
+        <w:pStyle w:val="Sep"/>
+        <w:numPr>
+          <w:ilvl w:val="0"/>
+          <w:numId w:val="5"/>
+        </w:numPr>
+        <w:spacing w:after="40"/>
+        <w:ind w:left="1077" w:hanging="357"/>
+        <w:rPr>
+          <w:sz w:val="22"/>
+          <w:szCs w:val="22"/>
+        </w:rPr>
+      </w:pPr>
+      <w:r>
+        <w:rPr>
+          <w:sz w:val="22"/>
+          <w:szCs w:val="22"/>
+        </w:rPr>
+        <w:t>Wide Data Connectivity: Link to databases, cloud apps, spreadsheets, etc.</w:t>
+      </w:r>
+    </w:p>
+    <w:p>
+      <w:pPr>
+        <w:pStyle w:val="Sep"/>
+        <w:numPr>
+          <w:ilvl w:val="0"/>
+          <w:numId w:val="5"/>
+        </w:numPr>
+        <w:spacing w:after="40"/>
+        <w:ind w:left="1077" w:hanging="357"/>
+        <w:rPr>
+          <w:sz w:val="22"/>
+          <w:szCs w:val="22"/>
+        </w:rPr>
+      </w:pPr>
+      <w:r>
+        <w:rPr>
+          <w:sz w:val="22"/>
+          <w:szCs w:val="22"/>
+        </w:rPr>
+        <w:t>Advanced Analytics: Integrate trends, forecasts, and statistical summaries.</w:t>
+      </w:r>
+    </w:p>
+    <w:p>
+      <w:pPr>
+        <w:pStyle w:val="Sep"/>
+        <w:numPr>
+          <w:ilvl w:val="0"/>
+          <w:numId w:val="5"/>
+        </w:numPr>
+        <w:spacing w:after="40"/>
+        <w:ind w:left="1077" w:hanging="357"/>
+        <w:rPr>
+          <w:sz w:val="22"/>
+          <w:szCs w:val="22"/>
+        </w:rPr>
+      </w:pPr>
+      <w:r>
+        <w:rPr>
+          <w:sz w:val="22"/>
+          <w:szCs w:val="22"/>
+        </w:rPr>
+        <w:t>Mobile Responsiveness: Access and view dashboards on any device.</w:t>
+      </w:r>
+    </w:p>
+    <w:p>
+      <w:pPr>
+        <w:pStyle w:val="Sep"/>
+        <w:numPr>
+          <w:ilvl w:val="0"/>
+          <w:numId w:val="5"/>
+        </w:numPr>
+        <w:spacing w:after="40"/>
+        <w:ind w:left="1077" w:hanging="357"/>
+        <w:rPr>
+          <w:sz w:val="22"/>
+          <w:szCs w:val="22"/>
+        </w:rPr>
+      </w:pPr>
+      <w:r>
+        <w:rPr>
+          <w:sz w:val="22"/>
+          <w:szCs w:val="22"/>
+        </w:rPr>
+        <w:t>Scalability: Handle large datasets and enterprise deployments.</w:t>
+      </w:r>
+    </w:p>
+    <w:p>
+      <w:pPr>
+        <w:pStyle w:val="Sep"/>
+      </w:pPr>
+    </w:p>
+    <w:p>
+      <w:pPr>
+        <w:pStyle w:val="Heading"/>
+      </w:pPr>
+      <w:r>
+        <w:t xml:space="preserve">Q3. </w:t>
+      </w:r>
+      <w:r>
+        <w:t xml:space="preserve">List </w:t>
+      </w:r>
+      <w:r>
+        <w:t>Applications of Tableau</w:t>
+      </w:r>
+      <w:r>
+        <w:t>.</w:t>
+      </w:r>
+    </w:p>
+    <w:p>
+      <w:pPr>
+        <w:pStyle w:val="T"/>
+        <w:numPr>
+          <w:ilvl w:val="0"/>
+          <w:numId w:val="6"/>
+        </w:numPr>
+        <w:spacing w:after="40"/>
+        <w:ind w:left="714" w:hanging="357"/>
+      </w:pPr>
+      <w:r>
+        <w:rPr>
+          <w:b/>
+          <w:bCs/>
+        </w:rPr>
+        <w:t xml:space="preserve">Business Intelligence &amp; Reporting: </w:t>
+      </w:r>
+      <w:r>
+        <w:t>Automating and distributing KPI dashboards for sales, finance, and operations.</w:t>
+      </w:r>
+    </w:p>
+    <w:p>
+      <w:pPr>
+        <w:pStyle w:val="T"/>
+        <w:numPr>
+          <w:ilvl w:val="0"/>
+          <w:numId w:val="6"/>
+        </w:numPr>
+        <w:spacing w:after="40"/>
+        <w:ind w:left="714" w:hanging="357"/>
+      </w:pPr>
+      <w:r>
+        <w:rPr>
+          <w:b/>
+          <w:bCs/>
+        </w:rPr>
+        <w:t xml:space="preserve">Data Exploration &amp; Discovery: </w:t>
+      </w:r>
+      <w:r>
+        <w:t>Allowing analysts to interactively explore datasets to find hidden patterns and insights.</w:t>
+      </w:r>
+    </w:p>
+    <w:p>
+      <w:pPr>
+        <w:pStyle w:val="T"/>
+        <w:numPr>
+          <w:ilvl w:val="0"/>
+          <w:numId w:val="6"/>
+        </w:numPr>
+        <w:spacing w:after="40"/>
+        <w:ind w:left="714" w:hanging="357"/>
+      </w:pPr>
+      <w:r>
+        <w:rPr>
+          <w:b/>
+          <w:bCs/>
+        </w:rPr>
+        <w:t>Performance Monitoring:</w:t>
+      </w:r>
+      <w:r>
+        <w:t xml:space="preserve"> Tracking real-time metrics across departments like marketing campaigns or website traffic.</w:t>
+      </w:r>
+    </w:p>
+    <w:p>
+      <w:pPr>
+        <w:pStyle w:val="T"/>
+        <w:numPr>
+          <w:ilvl w:val="0"/>
+          <w:numId w:val="6"/>
+        </w:numPr>
+        <w:spacing w:after="40"/>
+        <w:ind w:left="714" w:hanging="357"/>
+      </w:pPr>
+      <w:r>
+        <w:rPr>
+          <w:b/>
+          <w:bCs/>
+        </w:rPr>
+        <w:t>Geospatial Analysis:</w:t>
+      </w:r>
+      <w:r>
+        <w:t xml:space="preserve"> Creating maps to visualize regional sales, delivery routes, or demographic data.</w:t>
+      </w:r>
+    </w:p>
+    <w:p>
+      <w:pPr>
+        <w:pStyle w:val="T"/>
+        <w:numPr>
+          <w:ilvl w:val="0"/>
+          <w:numId w:val="6"/>
+        </w:numPr>
+        <w:spacing w:after="40"/>
+        <w:ind w:left="714" w:hanging="357"/>
+      </w:pPr>
+      <w:r>
+        <w:t xml:space="preserve">Trend Forecasting: Using built-in statistical models to predict future sales, inventory needs, or customer </w:t>
+      </w:r>
+      <w:r>
+        <w:t>behaviour</w:t>
+      </w:r>
+      <w:r>
+        <w:t>.</w:t>
+      </w:r>
+    </w:p>
+    <w:p>
+      <w:pPr>
+        <w:pStyle w:val="T"/>
+        <w:numPr>
+          <w:ilvl w:val="0"/>
+          <w:numId w:val="6"/>
+        </w:numPr>
+        <w:spacing w:after="40"/>
+        <w:ind w:left="714" w:hanging="357"/>
+      </w:pPr>
+      <w:r>
+        <w:rPr>
+          <w:b/>
+          <w:bCs/>
+        </w:rPr>
+        <w:t>Executive Dashboards:</w:t>
+      </w:r>
+      <w:r>
+        <w:t xml:space="preserve"> Providing leadership with a high-level, interactive overview of organizational health.</w:t>
+      </w:r>
+    </w:p>
+    <w:p>
+      <w:pPr>
+        <w:pStyle w:val="T"/>
+        <w:numPr>
+          <w:ilvl w:val="0"/>
+          <w:numId w:val="6"/>
+        </w:numPr>
+        <w:spacing w:after="40"/>
+        <w:ind w:left="714" w:hanging="357"/>
+      </w:pPr>
+      <w:r>
+        <w:rPr>
+          <w:b/>
+          <w:bCs/>
+        </w:rPr>
+        <w:t>Public Data Storytelling:</w:t>
+      </w:r>
+      <w:r>
+        <w:t xml:space="preserve"> Governments and NGOs use it to make complex data (e.g., budgets, census info) publicly accessible and understandable.</w:t>
+      </w:r>
+    </w:p>
+    <w:p>
+      <w:pPr>
+        <w:pStyle w:val="Sep"/>
+      </w:pPr>
+    </w:p>
+    <w:p>
+      <w:pPr>
+        <w:pStyle w:val="Heading"/>
+      </w:pPr>
+      <w:r>
+        <w:lastRenderedPageBreak/>
+        <w:t xml:space="preserve">Q4. </w:t>
+      </w:r>
+      <w:r>
+        <w:t xml:space="preserve">Which </w:t>
+      </w:r>
+      <w:r>
+        <w:t xml:space="preserve">Data Set </w:t>
+      </w:r>
+      <w:r>
+        <w:t>is being used?</w:t>
+      </w:r>
+    </w:p>
+    <w:p>
+      <w:r>
+        <w:drawing>
+          <wp:inline distT="0" distB="0" distL="0" distR="0" wp14:anchorId="124079DB" wp14:editId="2368290F">
+            <wp:extent cx="6188710" cy="1101725"/>
+            <wp:effectExtent l="0" t="0" r="2540" b="3175"/>
+            <wp:docPr id="17" name="Picture 17"/>
+            <wp:cNvGraphicFramePr>
+              <a:graphicFrameLocks xmlns:a="http://schemas.openxmlformats.org/drawingml/2006/main" noChangeAspect="1"/>
+            </wp:cNvGraphicFramePr>
+            <a:graphic xmlns:a="http://schemas.openxmlformats.org/drawingml/2006/main">
+              <a:graphicData uri="http://schemas.openxmlformats.org/drawingml/2006/picture">
+                <pic:pic xmlns:pic="http://schemas.openxmlformats.org/drawingml/2006/picture">
+                  <pic:nvPicPr>
+                    <pic:cNvPr id="1" name=""/>
+                    <pic:cNvPicPr/>
+                  </pic:nvPicPr>
+                  <pic:blipFill>
+                    <a:blip r:embed="rId9"/>
+                    <a:stretch>
+                      <a:fillRect/>
+                    </a:stretch>
+                  </pic:blipFill>
+                  <pic:spPr>
+                    <a:xfrm>
+                      <a:off x="0" y="0"/>
+                      <a:ext cx="6188710" cy="1101725"/>
+                    </a:xfrm>
+                    <a:prstGeom prst="rect">
+                      <a:avLst/>
+                    </a:prstGeom>
+                  </pic:spPr>
+                </pic:pic>
+              </a:graphicData>
+            </a:graphic>
+          </wp:inline>
+        </w:drawing>
+      </w:r>
+    </w:p>
     <w:p/>
+    <w:p>
+      <w:pPr>
+        <w:pStyle w:val="Heading"/>
+      </w:pPr>
+      <w:r>
+        <w:t>Pie Chart</w:t>
+      </w:r>
+      <w:r>
+        <w:t>:</w:t>
+      </w:r>
+      <w:r>
+        <w:t xml:space="preserve"> (Publisher X Av</w:t>
+      </w:r>
+      <w:r>
+        <w:t xml:space="preserve">erage </w:t>
+      </w:r>
+      <w:r>
+        <w:t>Playtime X Estimated Sales)</w:t>
+      </w:r>
+    </w:p>
+    <w:p>
+      <w:r>
+        <w:rPr>
+          <w:noProof/>
+        </w:rPr>
+        <w:drawing>
+          <wp:inline distT="0" distB="0" distL="0" distR="0" wp14:anchorId="1E5FAED1" wp14:editId="386DA029">
+            <wp:extent cx="6187326" cy="2945130"/>
+            <wp:effectExtent l="0" t="0" r="4445" b="7620"/>
+            <wp:docPr id="1" name="Picture 1"/>
+            <wp:cNvGraphicFramePr>
+              <a:graphicFrameLocks xmlns:a="http://schemas.openxmlformats.org/drawingml/2006/main" noChangeAspect="1"/>
+            </wp:cNvGraphicFramePr>
+            <a:graphic xmlns:a="http://schemas.openxmlformats.org/drawingml/2006/main">
+              <a:graphicData uri="http://schemas.openxmlformats.org/drawingml/2006/picture">
+                <pic:pic xmlns:pic="http://schemas.openxmlformats.org/drawingml/2006/picture">
+                  <pic:nvPicPr>
+                    <pic:cNvPr id="1" name=""/>
+                    <pic:cNvPicPr/>
+                  </pic:nvPicPr>
+                  <pic:blipFill rotWithShape="1">
+                    <a:blip r:embed="rId10"/>
+                    <a:srcRect t="2464" b="9659"/>
+                    <a:stretch/>
+                  </pic:blipFill>
+                  <pic:spPr bwMode="auto">
+                    <a:xfrm>
+                      <a:off x="0" y="0"/>
+                      <a:ext cx="6188710" cy="2945789"/>
+                    </a:xfrm>
+                    <a:prstGeom prst="rect">
+                      <a:avLst/>
+                    </a:prstGeom>
+                    <a:ln>
+                      <a:noFill/>
+                    </a:ln>
+                    <a:extLst>
+                      <a:ext uri="{53640926-AAD7-44D8-BBD7-CCE9431645EC}">
+                        <a14:shadowObscured xmlns:a14="http://schemas.microsoft.com/office/drawing/2010/main"/>
+                      </a:ext>
+                    </a:extLst>
+                  </pic:spPr>
+                </pic:pic>
+              </a:graphicData>
+            </a:graphic>
+          </wp:inline>
+        </w:drawing>
+      </w:r>
+    </w:p>
+    <w:p>
+      <w:pPr>
+        <w:pStyle w:val="Sep"/>
+      </w:pPr>
+    </w:p>
+    <w:p>
+      <w:pPr>
+        <w:pStyle w:val="Heading"/>
+      </w:pPr>
+      <w:r>
+        <w:t>Horizontal Bar Graph</w:t>
+      </w:r>
+      <w:r>
+        <w:t>: Average Playtime X Developer</w:t>
+      </w:r>
+    </w:p>
+    <w:p>
+      <w:r>
+        <w:rPr>
+          <w:noProof/>
+        </w:rPr>
+        <w:drawing>
+          <wp:inline distT="0" distB="0" distL="0" distR="0" wp14:anchorId="1B59FA11" wp14:editId="323D2D67">
+            <wp:extent cx="6187440" cy="2927327"/>
+            <wp:effectExtent l="0" t="0" r="3810" b="6985"/>
+            <wp:docPr id="2" name="Picture 2"/>
+            <wp:cNvGraphicFramePr>
+              <a:graphicFrameLocks xmlns:a="http://schemas.openxmlformats.org/drawingml/2006/main" noChangeAspect="1"/>
+            </wp:cNvGraphicFramePr>
+            <a:graphic xmlns:a="http://schemas.openxmlformats.org/drawingml/2006/main">
+              <a:graphicData uri="http://schemas.openxmlformats.org/drawingml/2006/picture">
+                <pic:pic xmlns:pic="http://schemas.openxmlformats.org/drawingml/2006/picture">
+                  <pic:nvPicPr>
+                    <pic:cNvPr id="1" name=""/>
+                    <pic:cNvPicPr/>
+                  </pic:nvPicPr>
+                  <pic:blipFill rotWithShape="1">
+                    <a:blip r:embed="rId11"/>
+                    <a:srcRect t="2653" b="10002"/>
+                    <a:stretch/>
+                  </pic:blipFill>
+                  <pic:spPr bwMode="auto">
+                    <a:xfrm>
+                      <a:off x="0" y="0"/>
+                      <a:ext cx="6188710" cy="2927928"/>
+                    </a:xfrm>
+                    <a:prstGeom prst="rect">
+                      <a:avLst/>
+                    </a:prstGeom>
+                    <a:ln>
+                      <a:noFill/>
+                    </a:ln>
+                    <a:extLst>
+                      <a:ext uri="{53640926-AAD7-44D8-BBD7-CCE9431645EC}">
+                        <a14:shadowObscured xmlns:a14="http://schemas.microsoft.com/office/drawing/2010/main"/>
+                      </a:ext>
+                    </a:extLst>
+                  </pic:spPr>
+                </pic:pic>
+              </a:graphicData>
+            </a:graphic>
+          </wp:inline>
+        </w:drawing>
+      </w:r>
+    </w:p>
+    <w:p>
+      <w:pPr>
+        <w:pStyle w:val="Heading"/>
+      </w:pPr>
+    </w:p>
+    <w:p>
+      <w:pPr>
+        <w:pStyle w:val="Heading"/>
+      </w:pPr>
+      <w:r>
+        <w:t>Scattershot</w:t>
+      </w:r>
+      <w:r>
+        <w:t>: Release Year X Average Playtime</w:t>
+      </w:r>
+    </w:p>
+    <w:p>
+      <w:r>
+        <w:rPr>
+          <w:noProof/>
+        </w:rPr>
+        <w:drawing>
+          <wp:inline distT="0" distB="0" distL="0" distR="0" wp14:anchorId="01D29601" wp14:editId="0D7ED3D4">
+            <wp:extent cx="6188710" cy="3352165"/>
+            <wp:effectExtent l="0" t="0" r="2540" b="635"/>
+            <wp:docPr id="3" name="Picture 3"/>
+            <wp:cNvGraphicFramePr>
+              <a:graphicFrameLocks xmlns:a="http://schemas.openxmlformats.org/drawingml/2006/main" noChangeAspect="1"/>
+            </wp:cNvGraphicFramePr>
+            <a:graphic xmlns:a="http://schemas.openxmlformats.org/drawingml/2006/main">
+              <a:graphicData uri="http://schemas.openxmlformats.org/drawingml/2006/picture">
+                <pic:pic xmlns:pic="http://schemas.openxmlformats.org/drawingml/2006/picture">
+                  <pic:nvPicPr>
+                    <pic:cNvPr id="1" name=""/>
+                    <pic:cNvPicPr/>
+                  </pic:nvPicPr>
+                  <pic:blipFill>
+                    <a:blip r:embed="rId12"/>
+                    <a:stretch>
+                      <a:fillRect/>
+                    </a:stretch>
+                  </pic:blipFill>
+                  <pic:spPr>
+                    <a:xfrm>
+                      <a:off x="0" y="0"/>
+                      <a:ext cx="6188710" cy="3352165"/>
+                    </a:xfrm>
+                    <a:prstGeom prst="rect">
+                      <a:avLst/>
+                    </a:prstGeom>
+                  </pic:spPr>
+                </pic:pic>
+              </a:graphicData>
+            </a:graphic>
+          </wp:inline>
+        </w:drawing>
+      </w:r>
+    </w:p>
+    <w:p>
+      <w:pPr>
+        <w:pStyle w:val="Sep"/>
+      </w:pPr>
+    </w:p>
+    <w:p>
+      <w:pPr>
+        <w:pStyle w:val="Sep"/>
+      </w:pPr>
+    </w:p>
+    <w:p>
+      <w:pPr>
+        <w:pStyle w:val="Sep"/>
+      </w:pPr>
+    </w:p>
+    <w:p>
+      <w:pPr>
+        <w:pStyle w:val="Heading"/>
+      </w:pPr>
+      <w:r>
+        <w:t>Tree map</w:t>
+      </w:r>
+      <w:r>
+        <w:t>: Developer X Estimated Sales</w:t>
+      </w:r>
+    </w:p>
+    <w:p>
+      <w:r>
+        <w:rPr>
+          <w:noProof/>
+        </w:rPr>
+        <w:drawing>
+          <wp:inline distT="0" distB="0" distL="0" distR="0" wp14:anchorId="6E3B02F5" wp14:editId="07ADE0B2">
+            <wp:extent cx="6188710" cy="3352165"/>
+            <wp:effectExtent l="0" t="0" r="2540" b="635"/>
+            <wp:docPr id="4" name="Picture 4"/>
+            <wp:cNvGraphicFramePr>
+              <a:graphicFrameLocks xmlns:a="http://schemas.openxmlformats.org/drawingml/2006/main" noChangeAspect="1"/>
+            </wp:cNvGraphicFramePr>
+            <a:graphic xmlns:a="http://schemas.openxmlformats.org/drawingml/2006/main">
+              <a:graphicData uri="http://schemas.openxmlformats.org/drawingml/2006/picture">
+                <pic:pic xmlns:pic="http://schemas.openxmlformats.org/drawingml/2006/picture">
+                  <pic:nvPicPr>
+                    <pic:cNvPr id="1" name=""/>
+                    <pic:cNvPicPr/>
+                  </pic:nvPicPr>
+                  <pic:blipFill>
+                    <a:blip r:embed="rId13"/>
+                    <a:stretch>
+                      <a:fillRect/>
+                    </a:stretch>
+                  </pic:blipFill>
+                  <pic:spPr>
+                    <a:xfrm>
+                      <a:off x="0" y="0"/>
+                      <a:ext cx="6188710" cy="3352165"/>
+                    </a:xfrm>
+                    <a:prstGeom prst="rect">
+                      <a:avLst/>
+                    </a:prstGeom>
+                  </pic:spPr>
+                </pic:pic>
+              </a:graphicData>
+            </a:graphic>
+          </wp:inline>
+        </w:drawing>
+      </w:r>
+    </w:p>
+    <w:p/>
+    <w:p/>
+    <w:p>
+      <w:pPr>
+        <w:pStyle w:val="Heading"/>
+      </w:pPr>
+      <w:r>
+        <w:t>Line Chart</w:t>
+      </w:r>
+      <w:r>
+        <w:t>: Release Year X Estimated Sales</w:t>
+      </w:r>
+    </w:p>
+    <w:p>
+      <w:r>
+        <w:rPr>
+          <w:noProof/>
+        </w:rPr>
+        <w:drawing>
+          <wp:inline distT="0" distB="0" distL="0" distR="0" wp14:anchorId="4F1E6075" wp14:editId="7E06CBCE">
+            <wp:extent cx="6188710" cy="3352165"/>
+            <wp:effectExtent l="0" t="0" r="2540" b="635"/>
+            <wp:docPr id="7" name="Picture 7"/>
+            <wp:cNvGraphicFramePr>
+              <a:graphicFrameLocks xmlns:a="http://schemas.openxmlformats.org/drawingml/2006/main" noChangeAspect="1"/>
+            </wp:cNvGraphicFramePr>
+            <a:graphic xmlns:a="http://schemas.openxmlformats.org/drawingml/2006/main">
+              <a:graphicData uri="http://schemas.openxmlformats.org/drawingml/2006/picture">
+                <pic:pic xmlns:pic="http://schemas.openxmlformats.org/drawingml/2006/picture">
+                  <pic:nvPicPr>
+                    <pic:cNvPr id="1" name=""/>
+                    <pic:cNvPicPr/>
+                  </pic:nvPicPr>
+                  <pic:blipFill>
+                    <a:blip r:embed="rId14"/>
+                    <a:stretch>
+                      <a:fillRect/>
+                    </a:stretch>
+                  </pic:blipFill>
+                  <pic:spPr>
+                    <a:xfrm>
+                      <a:off x="0" y="0"/>
+                      <a:ext cx="6188710" cy="3352165"/>
+                    </a:xfrm>
+                    <a:prstGeom prst="rect">
+                      <a:avLst/>
+                    </a:prstGeom>
+                  </pic:spPr>
+                </pic:pic>
+              </a:graphicData>
+            </a:graphic>
+          </wp:inline>
+        </w:drawing>
+      </w:r>
+    </w:p>
+    <w:p>
+      <w:pPr>
+        <w:pStyle w:val="Sep"/>
+      </w:pPr>
+    </w:p>
+    <w:p>
+      <w:pPr>
+        <w:pStyle w:val="Sep"/>
+      </w:pPr>
+    </w:p>
+    <w:p>
+      <w:pPr>
+        <w:pStyle w:val="Sep"/>
+      </w:pPr>
+    </w:p>
+    <w:p>
+      <w:pPr>
+        <w:pStyle w:val="Heading"/>
+      </w:pPr>
+      <w:r>
+        <w:t>Bubble Chart</w:t>
+      </w:r>
+      <w:r>
+        <w:t>: Developer X Estimated Sales</w:t>
+      </w:r>
+    </w:p>
+    <w:p>
+      <w:r>
+        <w:rPr>
+          <w:noProof/>
+        </w:rPr>
+        <w:drawing>
+          <wp:inline distT="0" distB="0" distL="0" distR="0" wp14:anchorId="1CE176C8" wp14:editId="618A7280">
+            <wp:extent cx="6188710" cy="3352165"/>
+            <wp:effectExtent l="0" t="0" r="2540" b="635"/>
+            <wp:docPr id="11" name="Picture 11"/>
+            <wp:cNvGraphicFramePr>
+              <a:graphicFrameLocks xmlns:a="http://schemas.openxmlformats.org/drawingml/2006/main" noChangeAspect="1"/>
+            </wp:cNvGraphicFramePr>
+            <a:graphic xmlns:a="http://schemas.openxmlformats.org/drawingml/2006/main">
+              <a:graphicData uri="http://schemas.openxmlformats.org/drawingml/2006/picture">
+                <pic:pic xmlns:pic="http://schemas.openxmlformats.org/drawingml/2006/picture">
+                  <pic:nvPicPr>
+                    <pic:cNvPr id="1" name=""/>
+                    <pic:cNvPicPr/>
+                  </pic:nvPicPr>
+                  <pic:blipFill>
+                    <a:blip r:embed="rId15"/>
+                    <a:stretch>
+                      <a:fillRect/>
+                    </a:stretch>
+                  </pic:blipFill>
+                  <pic:spPr>
+                    <a:xfrm>
+                      <a:off x="0" y="0"/>
+                      <a:ext cx="6188710" cy="3352165"/>
+                    </a:xfrm>
+                    <a:prstGeom prst="rect">
+                      <a:avLst/>
+                    </a:prstGeom>
+                  </pic:spPr>
+                </pic:pic>
+              </a:graphicData>
+            </a:graphic>
+          </wp:inline>
+        </w:drawing>
+      </w:r>
+    </w:p>
+    <w:p/>
+    <w:p>
+      <w:pPr>
+        <w:pStyle w:val="Heading"/>
+      </w:pPr>
+      <w:r>
+        <w:lastRenderedPageBreak/>
+        <w:t xml:space="preserve">Area </w:t>
+      </w:r>
+      <w:r>
+        <w:t>Continuous</w:t>
+      </w:r>
+      <w:r>
+        <w:t xml:space="preserve"> Graph</w:t>
+      </w:r>
+      <w:r>
+        <w:t>: Metacritic Score X Estimated Sales</w:t>
+      </w:r>
+    </w:p>
+    <w:p>
+      <w:r>
+        <w:rPr>
+          <w:noProof/>
+        </w:rPr>
+        <w:drawing>
+          <wp:inline distT="0" distB="0" distL="0" distR="0" wp14:anchorId="44DC58CA" wp14:editId="53FC3735">
+            <wp:extent cx="6188710" cy="3238500"/>
+            <wp:effectExtent l="0" t="0" r="2540" b="0"/>
+            <wp:docPr id="10" name="Picture 10"/>
+            <wp:cNvGraphicFramePr>
+              <a:graphicFrameLocks xmlns:a="http://schemas.openxmlformats.org/drawingml/2006/main" noChangeAspect="1"/>
+            </wp:cNvGraphicFramePr>
+            <a:graphic xmlns:a="http://schemas.openxmlformats.org/drawingml/2006/main">
+              <a:graphicData uri="http://schemas.openxmlformats.org/drawingml/2006/picture">
+                <pic:pic xmlns:pic="http://schemas.openxmlformats.org/drawingml/2006/picture">
+                  <pic:nvPicPr>
+                    <pic:cNvPr id="1" name=""/>
+                    <pic:cNvPicPr/>
+                  </pic:nvPicPr>
+                  <pic:blipFill rotWithShape="1">
+                    <a:blip r:embed="rId16"/>
+                    <a:srcRect b="3391"/>
+                    <a:stretch/>
+                  </pic:blipFill>
+                  <pic:spPr bwMode="auto">
+                    <a:xfrm>
+                      <a:off x="0" y="0"/>
+                      <a:ext cx="6188710" cy="3238500"/>
+                    </a:xfrm>
+                    <a:prstGeom prst="rect">
+                      <a:avLst/>
+                    </a:prstGeom>
+                    <a:ln>
+                      <a:noFill/>
+                    </a:ln>
+                    <a:extLst>
+                      <a:ext uri="{53640926-AAD7-44D8-BBD7-CCE9431645EC}">
+                        <a14:shadowObscured xmlns:a14="http://schemas.microsoft.com/office/drawing/2010/main"/>
+                      </a:ext>
+                    </a:extLst>
+                  </pic:spPr>
+                </pic:pic>
+              </a:graphicData>
+            </a:graphic>
+          </wp:inline>
+        </w:drawing>
+      </w:r>
+    </w:p>
+    <w:p>
+      <w:pPr>
+        <w:pStyle w:val="Sep"/>
+      </w:pPr>
+    </w:p>
+    <w:p>
+      <w:pPr>
+        <w:pStyle w:val="Heading"/>
+      </w:pPr>
+      <w:r>
+        <w:t>Custom Dashboard</w:t>
+      </w:r>
+      <w:r>
+        <w:t xml:space="preserve"> of all graphs used:</w:t>
+      </w:r>
+    </w:p>
+    <w:p>
+      <w:r>
+        <w:rPr>
+          <w:noProof/>
+        </w:rPr>
+        <w:drawing>
+          <wp:inline distT="0" distB="0" distL="0" distR="0" wp14:anchorId="1FF4A486" wp14:editId="0EFC4006">
+            <wp:extent cx="6188710" cy="3352165"/>
+            <wp:effectExtent l="0" t="0" r="2540" b="635"/>
+            <wp:docPr id="13" name="Picture 13"/>
+            <wp:cNvGraphicFramePr>
+              <a:graphicFrameLocks xmlns:a="http://schemas.openxmlformats.org/drawingml/2006/main" noChangeAspect="1"/>
+            </wp:cNvGraphicFramePr>
+            <a:graphic xmlns:a="http://schemas.openxmlformats.org/drawingml/2006/main">
+              <a:graphicData uri="http://schemas.openxmlformats.org/drawingml/2006/picture">
+                <pic:pic xmlns:pic="http://schemas.openxmlformats.org/drawingml/2006/picture">
+                  <pic:nvPicPr>
+                    <pic:cNvPr id="1" name=""/>
+                    <pic:cNvPicPr/>
+                  </pic:nvPicPr>
+                  <pic:blipFill>
+                    <a:blip r:embed="rId17"/>
+                    <a:stretch>
+                      <a:fillRect/>
+                    </a:stretch>
+                  </pic:blipFill>
+                  <pic:spPr>
+                    <a:xfrm>
+                      <a:off x="0" y="0"/>
+                      <a:ext cx="6188710" cy="3352165"/>
+                    </a:xfrm>
+                    <a:prstGeom prst="rect">
+                      <a:avLst/>
+                    </a:prstGeom>
+                  </pic:spPr>
+                </pic:pic>
+              </a:graphicData>
+            </a:graphic>
+          </wp:inline>
+        </w:drawing>
+      </w:r>
+    </w:p>
+    <w:p>
+      <w:pPr>
+        <w:pStyle w:val="Sep"/>
+      </w:pPr>
+    </w:p>
+    <w:p>
+      <w:pPr>
+        <w:pStyle w:val="Heading"/>
+      </w:pPr>
+      <w:r>
+        <w:t>Conclusion</w:t>
+      </w:r>
+    </w:p>
+    <w:p>
+      <w:r>
+        <w:t>Tableau effectively transforms raw data into actionable insights through interactive visualizations and dashboards, empowering users to identify trends, make informed decisions, and communicate findings clearly and efficiently.</w:t>
+      </w:r>
+    </w:p>
     <w:sectPr>
-      <w:headerReference w:type="even" r:id="rId7"/>
-      <w:headerReference w:type="default" r:id="rId8"/>
-      <w:footerReference w:type="even" r:id="rId9"/>
-      <w:footerReference w:type="default" r:id="rId10"/>
-      <w:headerReference w:type="first" r:id="rId11"/>
-      <w:footerReference w:type="first" r:id="rId12"/>
+      <w:headerReference w:type="even" r:id="rId18"/>
+      <w:headerReference w:type="default" r:id="rId19"/>
+      <w:footerReference w:type="even" r:id="rId20"/>
+      <w:footerReference w:type="default" r:id="rId21"/>
+      <w:headerReference w:type="first" r:id="rId22"/>
+      <w:footerReference w:type="first" r:id="rId23"/>
       <w:pgSz w:w="11906" w:h="16838"/>
       <w:pgMar w:top="1440" w:right="1080" w:bottom="1440" w:left="1080" w:header="708" w:footer="708" w:gutter="0"/>
       <w:cols w:space="708"/>
@@ -289,6 +1380,797 @@
     </w:pPr>
   </w:p>
 </w:hdr>
+</file>
+
+<file path=word/numbering.xml><?xml version="1.0" encoding="utf-8"?>
+<w:numbering xmlns:wpc="http://schemas.microsoft.com/office/word/2010/wordprocessingCanvas" xmlns:cx="http://schemas.microsoft.com/office/drawing/2014/chartex" xmlns:cx1="http://schemas.microsoft.com/office/drawing/2015/9/8/chartex" xmlns:cx2="http://schemas.microsoft.com/office/drawing/2015/10/21/chartex" xmlns:cx3="http://schemas.microsoft.com/office/drawing/2016/5/9/chartex" xmlns:cx4="http://schemas.microsoft.com/office/drawing/2016/5/10/chartex" xmlns:cx5="http://schemas.microsoft.com/office/drawing/2016/5/11/chartex" xmlns:cx6="http://schemas.microsoft.com/office/drawing/2016/5/12/chartex" xmlns:cx7="http://schemas.microsoft.com/office/drawing/2016/5/13/chartex" xmlns:cx8="http://schemas.microsoft.com/office/drawing/2016/5/14/chartex" xmlns:mc="http://schemas.openxmlformats.org/markup-compatibility/2006" xmlns:aink="http://schemas.microsoft.com/office/drawing/2016/ink" xmlns:am3d="http://schemas.microsoft.com/office/drawing/2017/model3d" xmlns:o="urn:schemas-microsoft-com:office:office" xmlns:r="http://schemas.openxmlformats.org/officeDocument/2006/relationships" xmlns:m="http://schemas.openxmlformats.org/officeDocument/2006/math" xmlns:v="urn:schemas-microsoft-com:vml" xmlns:wp14="http://schemas.microsoft.com/office/word/2010/wordprocessingDrawing" xmlns:wp="http://schemas.openxmlformats.org/drawingml/2006/wordprocessingDrawing" xmlns:w10="urn:schemas-microsoft-com:office:word" xmlns:w="http://schemas.openxmlformats.org/wordprocessingml/2006/main" xmlns:w14="http://schemas.microsoft.com/office/word/2010/wordml" xmlns:w15="http://schemas.microsoft.com/office/word/2012/wordml" xmlns:w16cex="http://schemas.microsoft.com/office/word/2018/wordml/cex" xmlns:w16cid="http://schemas.microsoft.com/office/word/2016/wordml/cid" xmlns:w16="http://schemas.microsoft.com/office/word/2018/wordml" xmlns:w16sdtdh="http://schemas.microsoft.com/office/word/2020/wordml/sdtdatahash" xmlns:w16se="http://schemas.microsoft.com/office/word/2015/wordml/symex" xmlns:wpg="http://schemas.microsoft.com/office/word/2010/wordprocessingGroup" xmlns:wpi="http://schemas.microsoft.com/office/word/2010/wordprocessingInk" xmlns:wne="http://schemas.microsoft.com/office/word/2006/wordml" xmlns:wps="http://schemas.microsoft.com/office/word/2010/wordprocessingShape" mc:Ignorable="w14 w15 w16se w16cid w16 w16cex w16sdtdh wp14">
+  <w:abstractNum w:abstractNumId="0" w15:restartNumberingAfterBreak="0">
+    <w:nsid w:val="0E934821"/>
+    <w:multiLevelType w:val="hybridMultilevel"/>
+    <w:tmpl w:val="9F2CC0F8"/>
+    <w:lvl w:ilvl="0" w:tplc="40090001">
+      <w:start w:val="1"/>
+      <w:numFmt w:val="bullet"/>
+      <w:lvlText w:val=""/>
+      <w:lvlJc w:val="left"/>
+      <w:pPr>
+        <w:ind w:left="720" w:hanging="360"/>
+      </w:pPr>
+      <w:rPr>
+        <w:rFonts w:ascii="Symbol" w:hAnsi="Symbol" w:hint="default"/>
+      </w:rPr>
+    </w:lvl>
+    <w:lvl w:ilvl="1" w:tplc="40090003" w:tentative="1">
+      <w:start w:val="1"/>
+      <w:numFmt w:val="bullet"/>
+      <w:lvlText w:val="o"/>
+      <w:lvlJc w:val="left"/>
+      <w:pPr>
+        <w:ind w:left="1440" w:hanging="360"/>
+      </w:pPr>
+      <w:rPr>
+        <w:rFonts w:ascii="Courier New" w:hAnsi="Courier New" w:cs="Courier New" w:hint="default"/>
+      </w:rPr>
+    </w:lvl>
+    <w:lvl w:ilvl="2" w:tplc="40090005" w:tentative="1">
+      <w:start w:val="1"/>
+      <w:numFmt w:val="bullet"/>
+      <w:lvlText w:val=""/>
+      <w:lvlJc w:val="left"/>
+      <w:pPr>
+        <w:ind w:left="2160" w:hanging="360"/>
+      </w:pPr>
+      <w:rPr>
+        <w:rFonts w:ascii="Wingdings" w:hAnsi="Wingdings" w:hint="default"/>
+      </w:rPr>
+    </w:lvl>
+    <w:lvl w:ilvl="3" w:tplc="40090001" w:tentative="1">
+      <w:start w:val="1"/>
+      <w:numFmt w:val="bullet"/>
+      <w:lvlText w:val=""/>
+      <w:lvlJc w:val="left"/>
+      <w:pPr>
+        <w:ind w:left="2880" w:hanging="360"/>
+      </w:pPr>
+      <w:rPr>
+        <w:rFonts w:ascii="Symbol" w:hAnsi="Symbol" w:hint="default"/>
+      </w:rPr>
+    </w:lvl>
+    <w:lvl w:ilvl="4" w:tplc="40090003" w:tentative="1">
+      <w:start w:val="1"/>
+      <w:numFmt w:val="bullet"/>
+      <w:lvlText w:val="o"/>
+      <w:lvlJc w:val="left"/>
+      <w:pPr>
+        <w:ind w:left="3600" w:hanging="360"/>
+      </w:pPr>
+      <w:rPr>
+        <w:rFonts w:ascii="Courier New" w:hAnsi="Courier New" w:cs="Courier New" w:hint="default"/>
+      </w:rPr>
+    </w:lvl>
+    <w:lvl w:ilvl="5" w:tplc="40090005" w:tentative="1">
+      <w:start w:val="1"/>
+      <w:numFmt w:val="bullet"/>
+      <w:lvlText w:val=""/>
+      <w:lvlJc w:val="left"/>
+      <w:pPr>
+        <w:ind w:left="4320" w:hanging="360"/>
+      </w:pPr>
+      <w:rPr>
+        <w:rFonts w:ascii="Wingdings" w:hAnsi="Wingdings" w:hint="default"/>
+      </w:rPr>
+    </w:lvl>
+    <w:lvl w:ilvl="6" w:tplc="40090001" w:tentative="1">
+      <w:start w:val="1"/>
+      <w:numFmt w:val="bullet"/>
+      <w:lvlText w:val=""/>
+      <w:lvlJc w:val="left"/>
+      <w:pPr>
+        <w:ind w:left="5040" w:hanging="360"/>
+      </w:pPr>
+      <w:rPr>
+        <w:rFonts w:ascii="Symbol" w:hAnsi="Symbol" w:hint="default"/>
+      </w:rPr>
+    </w:lvl>
+    <w:lvl w:ilvl="7" w:tplc="40090003" w:tentative="1">
+      <w:start w:val="1"/>
+      <w:numFmt w:val="bullet"/>
+      <w:lvlText w:val="o"/>
+      <w:lvlJc w:val="left"/>
+      <w:pPr>
+        <w:ind w:left="5760" w:hanging="360"/>
+      </w:pPr>
+      <w:rPr>
+        <w:rFonts w:ascii="Courier New" w:hAnsi="Courier New" w:cs="Courier New" w:hint="default"/>
+      </w:rPr>
+    </w:lvl>
+    <w:lvl w:ilvl="8" w:tplc="40090005" w:tentative="1">
+      <w:start w:val="1"/>
+      <w:numFmt w:val="bullet"/>
+      <w:lvlText w:val=""/>
+      <w:lvlJc w:val="left"/>
+      <w:pPr>
+        <w:ind w:left="6480" w:hanging="360"/>
+      </w:pPr>
+      <w:rPr>
+        <w:rFonts w:ascii="Wingdings" w:hAnsi="Wingdings" w:hint="default"/>
+      </w:rPr>
+    </w:lvl>
+  </w:abstractNum>
+  <w:abstractNum w:abstractNumId="1" w15:restartNumberingAfterBreak="0">
+    <w:nsid w:val="50CA26E4"/>
+    <w:multiLevelType w:val="hybridMultilevel"/>
+    <w:tmpl w:val="596E554A"/>
+    <w:lvl w:ilvl="0" w:tplc="40090001">
+      <w:start w:val="1"/>
+      <w:numFmt w:val="bullet"/>
+      <w:lvlText w:val=""/>
+      <w:lvlJc w:val="left"/>
+      <w:pPr>
+        <w:ind w:left="720" w:hanging="360"/>
+      </w:pPr>
+      <w:rPr>
+        <w:rFonts w:ascii="Symbol" w:hAnsi="Symbol" w:hint="default"/>
+      </w:rPr>
+    </w:lvl>
+    <w:lvl w:ilvl="1" w:tplc="40090003" w:tentative="1">
+      <w:start w:val="1"/>
+      <w:numFmt w:val="bullet"/>
+      <w:lvlText w:val="o"/>
+      <w:lvlJc w:val="left"/>
+      <w:pPr>
+        <w:ind w:left="1440" w:hanging="360"/>
+      </w:pPr>
+      <w:rPr>
+        <w:rFonts w:ascii="Courier New" w:hAnsi="Courier New" w:cs="Courier New" w:hint="default"/>
+      </w:rPr>
+    </w:lvl>
+    <w:lvl w:ilvl="2" w:tplc="40090005" w:tentative="1">
+      <w:start w:val="1"/>
+      <w:numFmt w:val="bullet"/>
+      <w:lvlText w:val=""/>
+      <w:lvlJc w:val="left"/>
+      <w:pPr>
+        <w:ind w:left="2160" w:hanging="360"/>
+      </w:pPr>
+      <w:rPr>
+        <w:rFonts w:ascii="Wingdings" w:hAnsi="Wingdings" w:hint="default"/>
+      </w:rPr>
+    </w:lvl>
+    <w:lvl w:ilvl="3" w:tplc="40090001" w:tentative="1">
+      <w:start w:val="1"/>
+      <w:numFmt w:val="bullet"/>
+      <w:lvlText w:val=""/>
+      <w:lvlJc w:val="left"/>
+      <w:pPr>
+        <w:ind w:left="2880" w:hanging="360"/>
+      </w:pPr>
+      <w:rPr>
+        <w:rFonts w:ascii="Symbol" w:hAnsi="Symbol" w:hint="default"/>
+      </w:rPr>
+    </w:lvl>
+    <w:lvl w:ilvl="4" w:tplc="40090003" w:tentative="1">
+      <w:start w:val="1"/>
+      <w:numFmt w:val="bullet"/>
+      <w:lvlText w:val="o"/>
+      <w:lvlJc w:val="left"/>
+      <w:pPr>
+        <w:ind w:left="3600" w:hanging="360"/>
+      </w:pPr>
+      <w:rPr>
+        <w:rFonts w:ascii="Courier New" w:hAnsi="Courier New" w:cs="Courier New" w:hint="default"/>
+      </w:rPr>
+    </w:lvl>
+    <w:lvl w:ilvl="5" w:tplc="40090005" w:tentative="1">
+      <w:start w:val="1"/>
+      <w:numFmt w:val="bullet"/>
+      <w:lvlText w:val=""/>
+      <w:lvlJc w:val="left"/>
+      <w:pPr>
+        <w:ind w:left="4320" w:hanging="360"/>
+      </w:pPr>
+      <w:rPr>
+        <w:rFonts w:ascii="Wingdings" w:hAnsi="Wingdings" w:hint="default"/>
+      </w:rPr>
+    </w:lvl>
+    <w:lvl w:ilvl="6" w:tplc="40090001" w:tentative="1">
+      <w:start w:val="1"/>
+      <w:numFmt w:val="bullet"/>
+      <w:lvlText w:val=""/>
+      <w:lvlJc w:val="left"/>
+      <w:pPr>
+        <w:ind w:left="5040" w:hanging="360"/>
+      </w:pPr>
+      <w:rPr>
+        <w:rFonts w:ascii="Symbol" w:hAnsi="Symbol" w:hint="default"/>
+      </w:rPr>
+    </w:lvl>
+    <w:lvl w:ilvl="7" w:tplc="40090003" w:tentative="1">
+      <w:start w:val="1"/>
+      <w:numFmt w:val="bullet"/>
+      <w:lvlText w:val="o"/>
+      <w:lvlJc w:val="left"/>
+      <w:pPr>
+        <w:ind w:left="5760" w:hanging="360"/>
+      </w:pPr>
+      <w:rPr>
+        <w:rFonts w:ascii="Courier New" w:hAnsi="Courier New" w:cs="Courier New" w:hint="default"/>
+      </w:rPr>
+    </w:lvl>
+    <w:lvl w:ilvl="8" w:tplc="40090005" w:tentative="1">
+      <w:start w:val="1"/>
+      <w:numFmt w:val="bullet"/>
+      <w:lvlText w:val=""/>
+      <w:lvlJc w:val="left"/>
+      <w:pPr>
+        <w:ind w:left="6480" w:hanging="360"/>
+      </w:pPr>
+      <w:rPr>
+        <w:rFonts w:ascii="Wingdings" w:hAnsi="Wingdings" w:hint="default"/>
+      </w:rPr>
+    </w:lvl>
+  </w:abstractNum>
+  <w:abstractNum w:abstractNumId="2" w15:restartNumberingAfterBreak="0">
+    <w:nsid w:val="55416A47"/>
+    <w:multiLevelType w:val="hybridMultilevel"/>
+    <w:tmpl w:val="CD1E99BA"/>
+    <w:lvl w:ilvl="0" w:tplc="40090001">
+      <w:start w:val="1"/>
+      <w:numFmt w:val="bullet"/>
+      <w:lvlText w:val=""/>
+      <w:lvlJc w:val="left"/>
+      <w:pPr>
+        <w:ind w:left="1080" w:hanging="360"/>
+      </w:pPr>
+      <w:rPr>
+        <w:rFonts w:ascii="Symbol" w:hAnsi="Symbol" w:hint="default"/>
+      </w:rPr>
+    </w:lvl>
+    <w:lvl w:ilvl="1" w:tplc="40090003" w:tentative="1">
+      <w:start w:val="1"/>
+      <w:numFmt w:val="bullet"/>
+      <w:lvlText w:val="o"/>
+      <w:lvlJc w:val="left"/>
+      <w:pPr>
+        <w:ind w:left="1800" w:hanging="360"/>
+      </w:pPr>
+      <w:rPr>
+        <w:rFonts w:ascii="Courier New" w:hAnsi="Courier New" w:cs="Courier New" w:hint="default"/>
+      </w:rPr>
+    </w:lvl>
+    <w:lvl w:ilvl="2" w:tplc="40090005" w:tentative="1">
+      <w:start w:val="1"/>
+      <w:numFmt w:val="bullet"/>
+      <w:lvlText w:val=""/>
+      <w:lvlJc w:val="left"/>
+      <w:pPr>
+        <w:ind w:left="2520" w:hanging="360"/>
+      </w:pPr>
+      <w:rPr>
+        <w:rFonts w:ascii="Wingdings" w:hAnsi="Wingdings" w:hint="default"/>
+      </w:rPr>
+    </w:lvl>
+    <w:lvl w:ilvl="3" w:tplc="40090001" w:tentative="1">
+      <w:start w:val="1"/>
+      <w:numFmt w:val="bullet"/>
+      <w:lvlText w:val=""/>
+      <w:lvlJc w:val="left"/>
+      <w:pPr>
+        <w:ind w:left="3240" w:hanging="360"/>
+      </w:pPr>
+      <w:rPr>
+        <w:rFonts w:ascii="Symbol" w:hAnsi="Symbol" w:hint="default"/>
+      </w:rPr>
+    </w:lvl>
+    <w:lvl w:ilvl="4" w:tplc="40090003" w:tentative="1">
+      <w:start w:val="1"/>
+      <w:numFmt w:val="bullet"/>
+      <w:lvlText w:val="o"/>
+      <w:lvlJc w:val="left"/>
+      <w:pPr>
+        <w:ind w:left="3960" w:hanging="360"/>
+      </w:pPr>
+      <w:rPr>
+        <w:rFonts w:ascii="Courier New" w:hAnsi="Courier New" w:cs="Courier New" w:hint="default"/>
+      </w:rPr>
+    </w:lvl>
+    <w:lvl w:ilvl="5" w:tplc="40090005" w:tentative="1">
+      <w:start w:val="1"/>
+      <w:numFmt w:val="bullet"/>
+      <w:lvlText w:val=""/>
+      <w:lvlJc w:val="left"/>
+      <w:pPr>
+        <w:ind w:left="4680" w:hanging="360"/>
+      </w:pPr>
+      <w:rPr>
+        <w:rFonts w:ascii="Wingdings" w:hAnsi="Wingdings" w:hint="default"/>
+      </w:rPr>
+    </w:lvl>
+    <w:lvl w:ilvl="6" w:tplc="40090001" w:tentative="1">
+      <w:start w:val="1"/>
+      <w:numFmt w:val="bullet"/>
+      <w:lvlText w:val=""/>
+      <w:lvlJc w:val="left"/>
+      <w:pPr>
+        <w:ind w:left="5400" w:hanging="360"/>
+      </w:pPr>
+      <w:rPr>
+        <w:rFonts w:ascii="Symbol" w:hAnsi="Symbol" w:hint="default"/>
+      </w:rPr>
+    </w:lvl>
+    <w:lvl w:ilvl="7" w:tplc="40090003" w:tentative="1">
+      <w:start w:val="1"/>
+      <w:numFmt w:val="bullet"/>
+      <w:lvlText w:val="o"/>
+      <w:lvlJc w:val="left"/>
+      <w:pPr>
+        <w:ind w:left="6120" w:hanging="360"/>
+      </w:pPr>
+      <w:rPr>
+        <w:rFonts w:ascii="Courier New" w:hAnsi="Courier New" w:cs="Courier New" w:hint="default"/>
+      </w:rPr>
+    </w:lvl>
+    <w:lvl w:ilvl="8" w:tplc="40090005" w:tentative="1">
+      <w:start w:val="1"/>
+      <w:numFmt w:val="bullet"/>
+      <w:lvlText w:val=""/>
+      <w:lvlJc w:val="left"/>
+      <w:pPr>
+        <w:ind w:left="6840" w:hanging="360"/>
+      </w:pPr>
+      <w:rPr>
+        <w:rFonts w:ascii="Wingdings" w:hAnsi="Wingdings" w:hint="default"/>
+      </w:rPr>
+    </w:lvl>
+  </w:abstractNum>
+  <w:abstractNum w:abstractNumId="3" w15:restartNumberingAfterBreak="0">
+    <w:nsid w:val="5AE30EC8"/>
+    <w:multiLevelType w:val="hybridMultilevel"/>
+    <w:tmpl w:val="6428C9E2"/>
+    <w:lvl w:ilvl="0" w:tplc="40090001">
+      <w:start w:val="1"/>
+      <w:numFmt w:val="bullet"/>
+      <w:lvlText w:val=""/>
+      <w:lvlJc w:val="left"/>
+      <w:pPr>
+        <w:ind w:left="720" w:hanging="360"/>
+      </w:pPr>
+      <w:rPr>
+        <w:rFonts w:ascii="Symbol" w:hAnsi="Symbol" w:hint="default"/>
+      </w:rPr>
+    </w:lvl>
+    <w:lvl w:ilvl="1" w:tplc="40090003" w:tentative="1">
+      <w:start w:val="1"/>
+      <w:numFmt w:val="bullet"/>
+      <w:lvlText w:val="o"/>
+      <w:lvlJc w:val="left"/>
+      <w:pPr>
+        <w:ind w:left="1440" w:hanging="360"/>
+      </w:pPr>
+      <w:rPr>
+        <w:rFonts w:ascii="Courier New" w:hAnsi="Courier New" w:cs="Courier New" w:hint="default"/>
+      </w:rPr>
+    </w:lvl>
+    <w:lvl w:ilvl="2" w:tplc="40090005" w:tentative="1">
+      <w:start w:val="1"/>
+      <w:numFmt w:val="bullet"/>
+      <w:lvlText w:val=""/>
+      <w:lvlJc w:val="left"/>
+      <w:pPr>
+        <w:ind w:left="2160" w:hanging="360"/>
+      </w:pPr>
+      <w:rPr>
+        <w:rFonts w:ascii="Wingdings" w:hAnsi="Wingdings" w:hint="default"/>
+      </w:rPr>
+    </w:lvl>
+    <w:lvl w:ilvl="3" w:tplc="40090001" w:tentative="1">
+      <w:start w:val="1"/>
+      <w:numFmt w:val="bullet"/>
+      <w:lvlText w:val=""/>
+      <w:lvlJc w:val="left"/>
+      <w:pPr>
+        <w:ind w:left="2880" w:hanging="360"/>
+      </w:pPr>
+      <w:rPr>
+        <w:rFonts w:ascii="Symbol" w:hAnsi="Symbol" w:hint="default"/>
+      </w:rPr>
+    </w:lvl>
+    <w:lvl w:ilvl="4" w:tplc="40090003" w:tentative="1">
+      <w:start w:val="1"/>
+      <w:numFmt w:val="bullet"/>
+      <w:lvlText w:val="o"/>
+      <w:lvlJc w:val="left"/>
+      <w:pPr>
+        <w:ind w:left="3600" w:hanging="360"/>
+      </w:pPr>
+      <w:rPr>
+        <w:rFonts w:ascii="Courier New" w:hAnsi="Courier New" w:cs="Courier New" w:hint="default"/>
+      </w:rPr>
+    </w:lvl>
+    <w:lvl w:ilvl="5" w:tplc="40090005" w:tentative="1">
+      <w:start w:val="1"/>
+      <w:numFmt w:val="bullet"/>
+      <w:lvlText w:val=""/>
+      <w:lvlJc w:val="left"/>
+      <w:pPr>
+        <w:ind w:left="4320" w:hanging="360"/>
+      </w:pPr>
+      <w:rPr>
+        <w:rFonts w:ascii="Wingdings" w:hAnsi="Wingdings" w:hint="default"/>
+      </w:rPr>
+    </w:lvl>
+    <w:lvl w:ilvl="6" w:tplc="40090001" w:tentative="1">
+      <w:start w:val="1"/>
+      <w:numFmt w:val="bullet"/>
+      <w:lvlText w:val=""/>
+      <w:lvlJc w:val="left"/>
+      <w:pPr>
+        <w:ind w:left="5040" w:hanging="360"/>
+      </w:pPr>
+      <w:rPr>
+        <w:rFonts w:ascii="Symbol" w:hAnsi="Symbol" w:hint="default"/>
+      </w:rPr>
+    </w:lvl>
+    <w:lvl w:ilvl="7" w:tplc="40090003" w:tentative="1">
+      <w:start w:val="1"/>
+      <w:numFmt w:val="bullet"/>
+      <w:lvlText w:val="o"/>
+      <w:lvlJc w:val="left"/>
+      <w:pPr>
+        <w:ind w:left="5760" w:hanging="360"/>
+      </w:pPr>
+      <w:rPr>
+        <w:rFonts w:ascii="Courier New" w:hAnsi="Courier New" w:cs="Courier New" w:hint="default"/>
+      </w:rPr>
+    </w:lvl>
+    <w:lvl w:ilvl="8" w:tplc="40090005" w:tentative="1">
+      <w:start w:val="1"/>
+      <w:numFmt w:val="bullet"/>
+      <w:lvlText w:val=""/>
+      <w:lvlJc w:val="left"/>
+      <w:pPr>
+        <w:ind w:left="6480" w:hanging="360"/>
+      </w:pPr>
+      <w:rPr>
+        <w:rFonts w:ascii="Wingdings" w:hAnsi="Wingdings" w:hint="default"/>
+      </w:rPr>
+    </w:lvl>
+  </w:abstractNum>
+  <w:abstractNum w:abstractNumId="4" w15:restartNumberingAfterBreak="0">
+    <w:nsid w:val="646C4018"/>
+    <w:multiLevelType w:val="hybridMultilevel"/>
+    <w:tmpl w:val="E928650C"/>
+    <w:lvl w:ilvl="0" w:tplc="9488C1CA">
+      <w:numFmt w:val="bullet"/>
+      <w:lvlText w:val="-"/>
+      <w:lvlJc w:val="left"/>
+      <w:pPr>
+        <w:ind w:left="720" w:hanging="360"/>
+      </w:pPr>
+      <w:rPr>
+        <w:rFonts w:ascii="Calibri" w:eastAsiaTheme="minorHAnsi" w:hAnsi="Calibri" w:cs="Calibri" w:hint="default"/>
+      </w:rPr>
+    </w:lvl>
+    <w:lvl w:ilvl="1" w:tplc="40090003" w:tentative="1">
+      <w:start w:val="1"/>
+      <w:numFmt w:val="bullet"/>
+      <w:lvlText w:val="o"/>
+      <w:lvlJc w:val="left"/>
+      <w:pPr>
+        <w:ind w:left="1440" w:hanging="360"/>
+      </w:pPr>
+      <w:rPr>
+        <w:rFonts w:ascii="Courier New" w:hAnsi="Courier New" w:cs="Courier New" w:hint="default"/>
+      </w:rPr>
+    </w:lvl>
+    <w:lvl w:ilvl="2" w:tplc="40090005" w:tentative="1">
+      <w:start w:val="1"/>
+      <w:numFmt w:val="bullet"/>
+      <w:lvlText w:val=""/>
+      <w:lvlJc w:val="left"/>
+      <w:pPr>
+        <w:ind w:left="2160" w:hanging="360"/>
+      </w:pPr>
+      <w:rPr>
+        <w:rFonts w:ascii="Wingdings" w:hAnsi="Wingdings" w:hint="default"/>
+      </w:rPr>
+    </w:lvl>
+    <w:lvl w:ilvl="3" w:tplc="40090001" w:tentative="1">
+      <w:start w:val="1"/>
+      <w:numFmt w:val="bullet"/>
+      <w:lvlText w:val=""/>
+      <w:lvlJc w:val="left"/>
+      <w:pPr>
+        <w:ind w:left="2880" w:hanging="360"/>
+      </w:pPr>
+      <w:rPr>
+        <w:rFonts w:ascii="Symbol" w:hAnsi="Symbol" w:hint="default"/>
+      </w:rPr>
+    </w:lvl>
+    <w:lvl w:ilvl="4" w:tplc="40090003" w:tentative="1">
+      <w:start w:val="1"/>
+      <w:numFmt w:val="bullet"/>
+      <w:lvlText w:val="o"/>
+      <w:lvlJc w:val="left"/>
+      <w:pPr>
+        <w:ind w:left="3600" w:hanging="360"/>
+      </w:pPr>
+      <w:rPr>
+        <w:rFonts w:ascii="Courier New" w:hAnsi="Courier New" w:cs="Courier New" w:hint="default"/>
+      </w:rPr>
+    </w:lvl>
+    <w:lvl w:ilvl="5" w:tplc="40090005" w:tentative="1">
+      <w:start w:val="1"/>
+      <w:numFmt w:val="bullet"/>
+      <w:lvlText w:val=""/>
+      <w:lvlJc w:val="left"/>
+      <w:pPr>
+        <w:ind w:left="4320" w:hanging="360"/>
+      </w:pPr>
+      <w:rPr>
+        <w:rFonts w:ascii="Wingdings" w:hAnsi="Wingdings" w:hint="default"/>
+      </w:rPr>
+    </w:lvl>
+    <w:lvl w:ilvl="6" w:tplc="40090001" w:tentative="1">
+      <w:start w:val="1"/>
+      <w:numFmt w:val="bullet"/>
+      <w:lvlText w:val=""/>
+      <w:lvlJc w:val="left"/>
+      <w:pPr>
+        <w:ind w:left="5040" w:hanging="360"/>
+      </w:pPr>
+      <w:rPr>
+        <w:rFonts w:ascii="Symbol" w:hAnsi="Symbol" w:hint="default"/>
+      </w:rPr>
+    </w:lvl>
+    <w:lvl w:ilvl="7" w:tplc="40090003" w:tentative="1">
+      <w:start w:val="1"/>
+      <w:numFmt w:val="bullet"/>
+      <w:lvlText w:val="o"/>
+      <w:lvlJc w:val="left"/>
+      <w:pPr>
+        <w:ind w:left="5760" w:hanging="360"/>
+      </w:pPr>
+      <w:rPr>
+        <w:rFonts w:ascii="Courier New" w:hAnsi="Courier New" w:cs="Courier New" w:hint="default"/>
+      </w:rPr>
+    </w:lvl>
+    <w:lvl w:ilvl="8" w:tplc="40090005" w:tentative="1">
+      <w:start w:val="1"/>
+      <w:numFmt w:val="bullet"/>
+      <w:lvlText w:val=""/>
+      <w:lvlJc w:val="left"/>
+      <w:pPr>
+        <w:ind w:left="6480" w:hanging="360"/>
+      </w:pPr>
+      <w:rPr>
+        <w:rFonts w:ascii="Wingdings" w:hAnsi="Wingdings" w:hint="default"/>
+      </w:rPr>
+    </w:lvl>
+  </w:abstractNum>
+  <w:abstractNum w:abstractNumId="5" w15:restartNumberingAfterBreak="0">
+    <w:nsid w:val="6EC135BE"/>
+    <w:multiLevelType w:val="hybridMultilevel"/>
+    <w:tmpl w:val="F942037C"/>
+    <w:lvl w:ilvl="0" w:tplc="9488C1CA">
+      <w:numFmt w:val="bullet"/>
+      <w:lvlText w:val="-"/>
+      <w:lvlJc w:val="left"/>
+      <w:pPr>
+        <w:ind w:left="1080" w:hanging="360"/>
+      </w:pPr>
+      <w:rPr>
+        <w:rFonts w:ascii="Calibri" w:eastAsiaTheme="minorHAnsi" w:hAnsi="Calibri" w:cs="Calibri" w:hint="default"/>
+      </w:rPr>
+    </w:lvl>
+    <w:lvl w:ilvl="1" w:tplc="40090003" w:tentative="1">
+      <w:start w:val="1"/>
+      <w:numFmt w:val="bullet"/>
+      <w:lvlText w:val="o"/>
+      <w:lvlJc w:val="left"/>
+      <w:pPr>
+        <w:ind w:left="1800" w:hanging="360"/>
+      </w:pPr>
+      <w:rPr>
+        <w:rFonts w:ascii="Courier New" w:hAnsi="Courier New" w:cs="Courier New" w:hint="default"/>
+      </w:rPr>
+    </w:lvl>
+    <w:lvl w:ilvl="2" w:tplc="40090005" w:tentative="1">
+      <w:start w:val="1"/>
+      <w:numFmt w:val="bullet"/>
+      <w:lvlText w:val=""/>
+      <w:lvlJc w:val="left"/>
+      <w:pPr>
+        <w:ind w:left="2520" w:hanging="360"/>
+      </w:pPr>
+      <w:rPr>
+        <w:rFonts w:ascii="Wingdings" w:hAnsi="Wingdings" w:hint="default"/>
+      </w:rPr>
+    </w:lvl>
+    <w:lvl w:ilvl="3" w:tplc="40090001" w:tentative="1">
+      <w:start w:val="1"/>
+      <w:numFmt w:val="bullet"/>
+      <w:lvlText w:val=""/>
+      <w:lvlJc w:val="left"/>
+      <w:pPr>
+        <w:ind w:left="3240" w:hanging="360"/>
+      </w:pPr>
+      <w:rPr>
+        <w:rFonts w:ascii="Symbol" w:hAnsi="Symbol" w:hint="default"/>
+      </w:rPr>
+    </w:lvl>
+    <w:lvl w:ilvl="4" w:tplc="40090003" w:tentative="1">
+      <w:start w:val="1"/>
+      <w:numFmt w:val="bullet"/>
+      <w:lvlText w:val="o"/>
+      <w:lvlJc w:val="left"/>
+      <w:pPr>
+        <w:ind w:left="3960" w:hanging="360"/>
+      </w:pPr>
+      <w:rPr>
+        <w:rFonts w:ascii="Courier New" w:hAnsi="Courier New" w:cs="Courier New" w:hint="default"/>
+      </w:rPr>
+    </w:lvl>
+    <w:lvl w:ilvl="5" w:tplc="40090005" w:tentative="1">
+      <w:start w:val="1"/>
+      <w:numFmt w:val="bullet"/>
+      <w:lvlText w:val=""/>
+      <w:lvlJc w:val="left"/>
+      <w:pPr>
+        <w:ind w:left="4680" w:hanging="360"/>
+      </w:pPr>
+      <w:rPr>
+        <w:rFonts w:ascii="Wingdings" w:hAnsi="Wingdings" w:hint="default"/>
+      </w:rPr>
+    </w:lvl>
+    <w:lvl w:ilvl="6" w:tplc="40090001" w:tentative="1">
+      <w:start w:val="1"/>
+      <w:numFmt w:val="bullet"/>
+      <w:lvlText w:val=""/>
+      <w:lvlJc w:val="left"/>
+      <w:pPr>
+        <w:ind w:left="5400" w:hanging="360"/>
+      </w:pPr>
+      <w:rPr>
+        <w:rFonts w:ascii="Symbol" w:hAnsi="Symbol" w:hint="default"/>
+      </w:rPr>
+    </w:lvl>
+    <w:lvl w:ilvl="7" w:tplc="40090003" w:tentative="1">
+      <w:start w:val="1"/>
+      <w:numFmt w:val="bullet"/>
+      <w:lvlText w:val="o"/>
+      <w:lvlJc w:val="left"/>
+      <w:pPr>
+        <w:ind w:left="6120" w:hanging="360"/>
+      </w:pPr>
+      <w:rPr>
+        <w:rFonts w:ascii="Courier New" w:hAnsi="Courier New" w:cs="Courier New" w:hint="default"/>
+      </w:rPr>
+    </w:lvl>
+    <w:lvl w:ilvl="8" w:tplc="40090005" w:tentative="1">
+      <w:start w:val="1"/>
+      <w:numFmt w:val="bullet"/>
+      <w:lvlText w:val=""/>
+      <w:lvlJc w:val="left"/>
+      <w:pPr>
+        <w:ind w:left="6840" w:hanging="360"/>
+      </w:pPr>
+      <w:rPr>
+        <w:rFonts w:ascii="Wingdings" w:hAnsi="Wingdings" w:hint="default"/>
+      </w:rPr>
+    </w:lvl>
+  </w:abstractNum>
+  <w:abstractNum w:abstractNumId="6" w15:restartNumberingAfterBreak="0">
+    <w:nsid w:val="7FB214F0"/>
+    <w:multiLevelType w:val="hybridMultilevel"/>
+    <w:tmpl w:val="4B3A5C8C"/>
+    <w:lvl w:ilvl="0" w:tplc="4009000F">
+      <w:start w:val="1"/>
+      <w:numFmt w:val="decimal"/>
+      <w:lvlText w:val="%1."/>
+      <w:lvlJc w:val="left"/>
+      <w:pPr>
+        <w:ind w:left="720" w:hanging="360"/>
+      </w:pPr>
+      <w:rPr>
+        <w:rFonts w:hint="default"/>
+      </w:rPr>
+    </w:lvl>
+    <w:lvl w:ilvl="1" w:tplc="40090019" w:tentative="1">
+      <w:start w:val="1"/>
+      <w:numFmt w:val="lowerLetter"/>
+      <w:lvlText w:val="%2."/>
+      <w:lvlJc w:val="left"/>
+      <w:pPr>
+        <w:ind w:left="1440" w:hanging="360"/>
+      </w:pPr>
+    </w:lvl>
+    <w:lvl w:ilvl="2" w:tplc="4009001B" w:tentative="1">
+      <w:start w:val="1"/>
+      <w:numFmt w:val="lowerRoman"/>
+      <w:lvlText w:val="%3."/>
+      <w:lvlJc w:val="right"/>
+      <w:pPr>
+        <w:ind w:left="2160" w:hanging="180"/>
+      </w:pPr>
+    </w:lvl>
+    <w:lvl w:ilvl="3" w:tplc="4009000F" w:tentative="1">
+      <w:start w:val="1"/>
+      <w:numFmt w:val="decimal"/>
+      <w:lvlText w:val="%4."/>
+      <w:lvlJc w:val="left"/>
+      <w:pPr>
+        <w:ind w:left="2880" w:hanging="360"/>
+      </w:pPr>
+    </w:lvl>
+    <w:lvl w:ilvl="4" w:tplc="40090019" w:tentative="1">
+      <w:start w:val="1"/>
+      <w:numFmt w:val="lowerLetter"/>
+      <w:lvlText w:val="%5."/>
+      <w:lvlJc w:val="left"/>
+      <w:pPr>
+        <w:ind w:left="3600" w:hanging="360"/>
+      </w:pPr>
+    </w:lvl>
+    <w:lvl w:ilvl="5" w:tplc="4009001B" w:tentative="1">
+      <w:start w:val="1"/>
+      <w:numFmt w:val="lowerRoman"/>
+      <w:lvlText w:val="%6."/>
+      <w:lvlJc w:val="right"/>
+      <w:pPr>
+        <w:ind w:left="4320" w:hanging="180"/>
+      </w:pPr>
+    </w:lvl>
+    <w:lvl w:ilvl="6" w:tplc="4009000F" w:tentative="1">
+      <w:start w:val="1"/>
+      <w:numFmt w:val="decimal"/>
+      <w:lvlText w:val="%7."/>
+      <w:lvlJc w:val="left"/>
+      <w:pPr>
+        <w:ind w:left="5040" w:hanging="360"/>
+      </w:pPr>
+    </w:lvl>
+    <w:lvl w:ilvl="7" w:tplc="40090019" w:tentative="1">
+      <w:start w:val="1"/>
+      <w:numFmt w:val="lowerLetter"/>
+      <w:lvlText w:val="%8."/>
+      <w:lvlJc w:val="left"/>
+      <w:pPr>
+        <w:ind w:left="5760" w:hanging="360"/>
+      </w:pPr>
+    </w:lvl>
+    <w:lvl w:ilvl="8" w:tplc="4009001B" w:tentative="1">
+      <w:start w:val="1"/>
+      <w:numFmt w:val="lowerRoman"/>
+      <w:lvlText w:val="%9."/>
+      <w:lvlJc w:val="right"/>
+      <w:pPr>
+        <w:ind w:left="6480" w:hanging="180"/>
+      </w:pPr>
+    </w:lvl>
+  </w:abstractNum>
+  <w:num w:numId="1">
+    <w:abstractNumId w:val="3"/>
+  </w:num>
+  <w:num w:numId="2">
+    <w:abstractNumId w:val="1"/>
+  </w:num>
+  <w:num w:numId="3">
+    <w:abstractNumId w:val="4"/>
+  </w:num>
+  <w:num w:numId="4">
+    <w:abstractNumId w:val="5"/>
+  </w:num>
+  <w:num w:numId="5">
+    <w:abstractNumId w:val="2"/>
+  </w:num>
+  <w:num w:numId="6">
+    <w:abstractNumId w:val="0"/>
+  </w:num>
+  <w:num w:numId="7">
+    <w:abstractNumId w:val="6"/>
+  </w:num>
+</w:numbering>
 </file>
 
 <file path=word/styles.xml><?xml version="1.0" encoding="utf-8"?>
@@ -693,7 +2575,6 @@
   <w:style w:type="character" w:default="1" w:styleId="DefaultParagraphFont">
     <w:name w:val="Default Paragraph Font"/>
     <w:uiPriority w:val="1"/>
-    <w:semiHidden/>
     <w:unhideWhenUsed/>
   </w:style>
   <w:style w:type="table" w:default="1" w:styleId="TableNormal">
@@ -1071,6 +2952,113 @@
       </w:tcPr>
     </w:tblStylePr>
   </w:style>
+  <w:style w:type="paragraph" w:customStyle="1" w:styleId="ds-markdown-paragraph">
+    <w:name w:val="ds-markdown-paragraph"/>
+    <w:basedOn w:val="Normal"/>
+    <w:rsid w:val="00B75498"/>
+    <w:pPr>
+      <w:spacing w:before="100" w:beforeAutospacing="1" w:after="100" w:afterAutospacing="1" w:line="240" w:lineRule="auto"/>
+    </w:pPr>
+    <w:rPr>
+      <w:rFonts w:ascii="Times New Roman" w:eastAsia="Times New Roman" w:hAnsi="Times New Roman" w:cs="Times New Roman"/>
+      <w:sz w:val="24"/>
+      <w:szCs w:val="24"/>
+      <w:lang w:eastAsia="en-IN"/>
+    </w:rPr>
+  </w:style>
+  <w:style w:type="character" w:styleId="Strong">
+    <w:name w:val="Strong"/>
+    <w:basedOn w:val="DefaultParagraphFont"/>
+    <w:uiPriority w:val="22"/>
+    <w:qFormat/>
+    <w:rsid w:val="00B75498"/>
+    <w:rPr>
+      <w:b/>
+      <w:bCs/>
+    </w:rPr>
+  </w:style>
+  <w:style w:type="paragraph" w:customStyle="1" w:styleId="Sep">
+    <w:name w:val="Sep"/>
+    <w:basedOn w:val="Normal"/>
+    <w:link w:val="SepChar"/>
+    <w:qFormat/>
+    <w:rsid w:val="00354422"/>
+    <w:rPr>
+      <w:sz w:val="4"/>
+      <w:szCs w:val="4"/>
+    </w:rPr>
+  </w:style>
+  <w:style w:type="paragraph" w:customStyle="1" w:styleId="Heading">
+    <w:name w:val="Heading"/>
+    <w:basedOn w:val="Normal"/>
+    <w:link w:val="HeadingChar"/>
+    <w:qFormat/>
+    <w:rsid w:val="00354422"/>
+    <w:rPr>
+      <w:b/>
+      <w:bCs/>
+      <w:sz w:val="24"/>
+      <w:szCs w:val="24"/>
+    </w:rPr>
+  </w:style>
+  <w:style w:type="character" w:customStyle="1" w:styleId="SepChar">
+    <w:name w:val="Sep Char"/>
+    <w:basedOn w:val="DefaultParagraphFont"/>
+    <w:link w:val="Sep"/>
+    <w:rsid w:val="00354422"/>
+    <w:rPr>
+      <w:sz w:val="4"/>
+      <w:szCs w:val="4"/>
+    </w:rPr>
+  </w:style>
+  <w:style w:type="paragraph" w:customStyle="1" w:styleId="T">
+    <w:name w:val="T"/>
+    <w:basedOn w:val="Heading"/>
+    <w:link w:val="TChar"/>
+    <w:qFormat/>
+    <w:rsid w:val="00354422"/>
+    <w:rPr>
+      <w:b w:val="0"/>
+      <w:bCs w:val="0"/>
+      <w:sz w:val="22"/>
+      <w:szCs w:val="22"/>
+    </w:rPr>
+  </w:style>
+  <w:style w:type="character" w:customStyle="1" w:styleId="HeadingChar">
+    <w:name w:val="Heading Char"/>
+    <w:basedOn w:val="DefaultParagraphFont"/>
+    <w:link w:val="Heading"/>
+    <w:rsid w:val="00354422"/>
+    <w:rPr>
+      <w:b/>
+      <w:bCs/>
+      <w:sz w:val="24"/>
+      <w:szCs w:val="24"/>
+    </w:rPr>
+  </w:style>
+  <w:style w:type="paragraph" w:styleId="ListParagraph">
+    <w:name w:val="List Paragraph"/>
+    <w:basedOn w:val="Normal"/>
+    <w:uiPriority w:val="34"/>
+    <w:qFormat/>
+    <w:rsid w:val="00354422"/>
+    <w:pPr>
+      <w:ind w:left="720"/>
+      <w:contextualSpacing/>
+    </w:pPr>
+  </w:style>
+  <w:style w:type="character" w:customStyle="1" w:styleId="TChar">
+    <w:name w:val="T Char"/>
+    <w:basedOn w:val="HeadingChar"/>
+    <w:link w:val="T"/>
+    <w:rsid w:val="00354422"/>
+    <w:rPr>
+      <w:b w:val="0"/>
+      <w:bCs w:val="0"/>
+      <w:sz w:val="24"/>
+      <w:szCs w:val="24"/>
+    </w:rPr>
+  </w:style>
 </w:styles>
 </file>
 
@@ -1112,19 +3100,40 @@
 
 <file path=word/glossary/fontTable.xml><?xml version="1.0" encoding="utf-8"?>
 <w:fonts xmlns:mc="http://schemas.openxmlformats.org/markup-compatibility/2006" xmlns:r="http://schemas.openxmlformats.org/officeDocument/2006/relationships" xmlns:w="http://schemas.openxmlformats.org/wordprocessingml/2006/main" xmlns:w14="http://schemas.microsoft.com/office/word/2010/wordml" xmlns:w15="http://schemas.microsoft.com/office/word/2012/wordml" xmlns:w16cex="http://schemas.microsoft.com/office/word/2018/wordml/cex" xmlns:w16cid="http://schemas.microsoft.com/office/word/2016/wordml/cid" xmlns:w16="http://schemas.microsoft.com/office/word/2018/wordml" xmlns:w16sdtdh="http://schemas.microsoft.com/office/word/2020/wordml/sdtdatahash" xmlns:w16se="http://schemas.microsoft.com/office/word/2015/wordml/symex" mc:Ignorable="w14 w15 w16se w16cid w16 w16cex w16sdtdh">
-  <w:font w:name="Calibri">
-    <w:panose1 w:val="020F0502020204030204"/>
-    <w:charset w:val="00"/>
-    <w:family w:val="swiss"/>
+  <w:font w:name="Symbol">
+    <w:panose1 w:val="05050102010706020507"/>
+    <w:charset w:val="02"/>
+    <w:family w:val="roman"/>
     <w:pitch w:val="variable"/>
-    <w:sig w:usb0="E4002EFF" w:usb1="C000247B" w:usb2="00000009" w:usb3="00000000" w:csb0="000001FF" w:csb1="00000000"/>
+    <w:sig w:usb0="00000000" w:usb1="10000000" w:usb2="00000000" w:usb3="00000000" w:csb0="80000000" w:csb1="00000000"/>
   </w:font>
   <w:font w:name="Times New Roman">
     <w:panose1 w:val="02020603050405020304"/>
     <w:charset w:val="00"/>
     <w:family w:val="roman"/>
     <w:pitch w:val="variable"/>
-    <w:sig w:usb0="E0002EFF" w:usb1="C000785B" w:usb2="00000009" w:usb3="00000000" w:csb0="000001FF" w:csb1="00000000"/>
+    <w:sig w:usb0="E0002AFF" w:usb1="C0007843" w:usb2="00000009" w:usb3="00000000" w:csb0="000001FF" w:csb1="00000000"/>
+  </w:font>
+  <w:font w:name="Courier New">
+    <w:panose1 w:val="02070309020205020404"/>
+    <w:charset w:val="00"/>
+    <w:family w:val="modern"/>
+    <w:pitch w:val="fixed"/>
+    <w:sig w:usb0="E0002EFF" w:usb1="C0007843" w:usb2="00000009" w:usb3="00000000" w:csb0="000001FF" w:csb1="00000000"/>
+  </w:font>
+  <w:font w:name="Wingdings">
+    <w:panose1 w:val="05000000000000000000"/>
+    <w:charset w:val="02"/>
+    <w:family w:val="auto"/>
+    <w:pitch w:val="variable"/>
+    <w:sig w:usb0="00000000" w:usb1="10000000" w:usb2="00000000" w:usb3="00000000" w:csb0="80000000" w:csb1="00000000"/>
+  </w:font>
+  <w:font w:name="Calibri">
+    <w:panose1 w:val="020F0502020204030204"/>
+    <w:charset w:val="00"/>
+    <w:family w:val="swiss"/>
+    <w:pitch w:val="variable"/>
+    <w:sig w:usb0="E00002FF" w:usb1="4000ACFF" w:usb2="00000001" w:usb3="00000000" w:csb0="0000019F" w:csb1="00000000"/>
   </w:font>
   <w:font w:name="JetBrains Mono NL">
     <w:panose1 w:val="02000009000000000000"/>
@@ -1166,7 +3175,7 @@
     <w:charset w:val="00"/>
     <w:family w:val="swiss"/>
     <w:pitch w:val="variable"/>
-    <w:sig w:usb0="E4002EFF" w:usb1="C000247B" w:usb2="00000009" w:usb3="00000000" w:csb0="000001FF" w:csb1="00000000"/>
+    <w:sig w:usb0="A00002EF" w:usb1="4000207B" w:usb2="00000000" w:usb3="00000000" w:csb0="0000009F" w:csb1="00000000"/>
   </w:font>
 </w:fonts>
 </file>
@@ -1191,6 +3200,7 @@
     <w:rsid w:val="003A6ABC"/>
     <w:rsid w:val="004F7305"/>
     <w:rsid w:val="0059561A"/>
+    <w:rsid w:val="00607475"/>
     <w:rsid w:val="006D2E04"/>
     <w:rsid w:val="008238CD"/>
     <w:rsid w:val="00AC7174"/>
@@ -1965,10 +3975,22 @@
 </CoverPageProperties>
 </file>
 
+<file path=customXml/item2.xml><?xml version="1.0" encoding="utf-8"?>
+<b:Sources xmlns:b="http://schemas.openxmlformats.org/officeDocument/2006/bibliography" xmlns="http://schemas.openxmlformats.org/officeDocument/2006/bibliography" SelectedStyle="\APASixthEditionOfficeOnline.xsl" StyleName="APA" Version="6"/>
+</file>
+
 <file path=customXml/itemProps1.xml><?xml version="1.0" encoding="utf-8"?>
 <ds:datastoreItem xmlns:ds="http://schemas.openxmlformats.org/officeDocument/2006/customXml" ds:itemID="{55AF091B-3C7A-41E3-B477-F2FDAA23CFDA}">
   <ds:schemaRefs>
     <ds:schemaRef ds:uri="http://schemas.microsoft.com/office/2006/coverPageProps"/>
   </ds:schemaRefs>
 </ds:datastoreItem>
+</file>
+
+<file path=customXml/itemProps2.xml><?xml version="1.0" encoding="utf-8"?>
+<ds:datastoreItem xmlns:ds="http://schemas.openxmlformats.org/officeDocument/2006/customXml" ds:itemID="{DAF70735-680F-4AD4-B23B-A7B847FCD61D}">
+  <ds:schemaRefs>
+    <ds:schemaRef ds:uri="http://schemas.openxmlformats.org/officeDocument/2006/bibliography"/>
+  </ds:schemaRefs>
+</ds:datastoreItem>
 </file>